--- a/Latest Thesis Review Final Professional Audit.docx
+++ b/Latest Thesis Review Final Professional Audit.docx
@@ -38,271 +38,6 @@
         <w:t>This audit records all latest-review decisions. It distinguishes verified changes from factual and visual-review boundaries without claiming evidence that was not available.</w:t>
       </w:r>
     </w:p>
-    <w:p>
-      <w:pPr>
-        <w:pStyle w:val="Heading1"/>
-        <w:spacing w:after="100" w:line="240" w:lineRule="auto"/>
-      </w:pPr>
-      <w:r>
-        <w:rPr>
-          <w:color w:val="1F4E78"/>
-          <w:sz w:val="24"/>
-          <w:szCs w:val="24"/>
-        </w:rPr>
-        <w:t>Audit Scope</w:t>
-      </w:r>
-    </w:p>
-    <w:tbl>
-      <w:tblPr>
-        <w:tblW w:w="9000" w:type="dxa"/>
-        <w:jc w:val="center"/>
-        <w:tblLook w:val="04A0" w:firstRow="1" w:lastRow="0" w:firstColumn="1" w:lastColumn="0" w:noHBand="0" w:noVBand="1"/>
-      </w:tblPr>
-      <w:tblGrid>
-        <w:gridCol w:w="2350"/>
-        <w:gridCol w:w="6650"/>
-      </w:tblGrid>
-      <w:tr>
-        <w:trPr>
-          <w:cantSplit/>
-          <w:jc w:val="center"/>
-        </w:trPr>
-        <w:tc>
-          <w:tcPr>
-            <w:tcW w:w="2350" w:type="dxa"/>
-          </w:tcPr>
-          <w:p>
-            <w:pPr>
-              <w:spacing w:before="40" w:after="40" w:line="200" w:lineRule="auto"/>
-            </w:pPr>
-            <w:r>
-              <w:rPr>
-                <w:sz w:val="18"/>
-                <w:szCs w:val="18"/>
-              </w:rPr>
-              <w:t>Baseline thesis</w:t>
-            </w:r>
-          </w:p>
-        </w:tc>
-        <w:tc>
-          <w:tcPr>
-            <w:tcW w:w="6650" w:type="dxa"/>
-          </w:tcPr>
-          <w:p>
-            <w:pPr>
-              <w:spacing w:before="40" w:after="40" w:line="200" w:lineRule="auto"/>
-            </w:pPr>
-            <w:r>
-              <w:rPr>
-                <w:sz w:val="18"/>
-                <w:szCs w:val="18"/>
-              </w:rPr>
-              <w:t>Revised_Thesis.docx; digital integrity fingerprint 303812189516c490c15aa3fa8ad6d9365790b2afcdc10c2ad03b5f0bbf4542ce</w:t>
-            </w:r>
-          </w:p>
-        </w:tc>
-      </w:tr>
-      <w:tr>
-        <w:trPr>
-          <w:cantSplit/>
-          <w:jc w:val="center"/>
-        </w:trPr>
-        <w:tc>
-          <w:tcPr>
-            <w:tcW w:w="2350" w:type="dxa"/>
-          </w:tcPr>
-          <w:p>
-            <w:pPr>
-              <w:spacing w:before="40" w:after="40" w:line="200" w:lineRule="auto"/>
-            </w:pPr>
-            <w:r>
-              <w:rPr>
-                <w:sz w:val="18"/>
-                <w:szCs w:val="18"/>
-              </w:rPr>
-              <w:t>Final working thesis</w:t>
-            </w:r>
-          </w:p>
-        </w:tc>
-        <w:tc>
-          <w:tcPr>
-            <w:tcW w:w="6650" w:type="dxa"/>
-          </w:tcPr>
-          <w:p>
-            <w:pPr>
-              <w:spacing w:before="40" w:after="40" w:line="200" w:lineRule="auto"/>
-            </w:pPr>
-            <w:r>
-              <w:rPr>
-                <w:sz w:val="18"/>
-                <w:szCs w:val="18"/>
-              </w:rPr>
-              <w:t>Revised_Thesis_Latest_Review.docx</w:t>
-            </w:r>
-          </w:p>
-        </w:tc>
-      </w:tr>
-      <w:tr>
-        <w:trPr>
-          <w:cantSplit/>
-          <w:jc w:val="center"/>
-        </w:trPr>
-        <w:tc>
-          <w:tcPr>
-            <w:tcW w:w="2350" w:type="dxa"/>
-          </w:tcPr>
-          <w:p>
-            <w:pPr>
-              <w:spacing w:before="40" w:after="40" w:line="200" w:lineRule="auto"/>
-            </w:pPr>
-            <w:r>
-              <w:rPr>
-                <w:sz w:val="18"/>
-                <w:szCs w:val="18"/>
-              </w:rPr>
-              <w:t>Registered thesis revisions</w:t>
-            </w:r>
-          </w:p>
-        </w:tc>
-        <w:tc>
-          <w:tcPr>
-            <w:tcW w:w="6650" w:type="dxa"/>
-          </w:tcPr>
-          <w:p>
-            <w:pPr>
-              <w:spacing w:before="40" w:after="40" w:line="200" w:lineRule="auto"/>
-            </w:pPr>
-            <w:r>
-              <w:rPr>
-                <w:sz w:val="18"/>
-                <w:szCs w:val="18"/>
-              </w:rPr>
-              <w:t>Twenty-five revisions; the detailed internal register is retained for traceability</w:t>
-            </w:r>
-          </w:p>
-        </w:tc>
-      </w:tr>
-      <w:tr>
-        <w:trPr>
-          <w:cantSplit/>
-          <w:jc w:val="center"/>
-        </w:trPr>
-        <w:tc>
-          <w:tcPr>
-            <w:tcW w:w="2350" w:type="dxa"/>
-          </w:tcPr>
-          <w:p>
-            <w:pPr>
-              <w:spacing w:before="40" w:after="40" w:line="200" w:lineRule="auto"/>
-            </w:pPr>
-            <w:r>
-              <w:rPr>
-                <w:sz w:val="18"/>
-                <w:szCs w:val="18"/>
-              </w:rPr>
-              <w:t>External sources</w:t>
-            </w:r>
-          </w:p>
-        </w:tc>
-        <w:tc>
-          <w:tcPr>
-            <w:tcW w:w="6650" w:type="dxa"/>
-          </w:tcPr>
-          <w:p>
-            <w:pPr>
-              <w:spacing w:before="40" w:after="40" w:line="200" w:lineRule="auto"/>
-            </w:pPr>
-            <w:r>
-              <w:rPr>
-                <w:sz w:val="18"/>
-                <w:szCs w:val="18"/>
-              </w:rPr>
-              <w:t>Ethereum Foundation; World Wide Web Consortium Decentralized Identifiers Core; World Wide Web Consortium Verifiable Credentials Data Model version 2.0</w:t>
-            </w:r>
-          </w:p>
-        </w:tc>
-      </w:tr>
-      <w:tr>
-        <w:trPr>
-          <w:cantSplit/>
-          <w:jc w:val="center"/>
-        </w:trPr>
-        <w:tc>
-          <w:tcPr>
-            <w:tcW w:w="2350" w:type="dxa"/>
-          </w:tcPr>
-          <w:p>
-            <w:pPr>
-              <w:spacing w:before="40" w:after="40" w:line="200" w:lineRule="auto"/>
-            </w:pPr>
-            <w:r>
-              <w:rPr>
-                <w:sz w:val="18"/>
-                <w:szCs w:val="18"/>
-              </w:rPr>
-              <w:t>Rendered validation</w:t>
-            </w:r>
-          </w:p>
-        </w:tc>
-        <w:tc>
-          <w:tcPr>
-            <w:tcW w:w="6650" w:type="dxa"/>
-          </w:tcPr>
-          <w:p>
-            <w:pPr>
-              <w:spacing w:before="40" w:after="40" w:line="200" w:lineRule="auto"/>
-            </w:pPr>
-            <w:r>
-              <w:rPr>
-                <w:sz w:val="18"/>
-                <w:szCs w:val="18"/>
-              </w:rPr>
-              <w:t>Microsoft Word-created 257-page Portable Document Format file; cover and rendered searchable content checked</w:t>
-            </w:r>
-          </w:p>
-        </w:tc>
-      </w:tr>
-      <w:tr>
-        <w:trPr>
-          <w:cantSplit/>
-          <w:jc w:val="center"/>
-        </w:trPr>
-        <w:tc>
-          <w:tcPr>
-            <w:tcW w:w="2350" w:type="dxa"/>
-          </w:tcPr>
-          <w:p>
-            <w:pPr>
-              <w:spacing w:before="40" w:after="40" w:line="200" w:lineRule="auto"/>
-            </w:pPr>
-            <w:r>
-              <w:rPr>
-                <w:sz w:val="18"/>
-                <w:szCs w:val="18"/>
-              </w:rPr>
-              <w:t>Residual boundaries</w:t>
-            </w:r>
-          </w:p>
-        </w:tc>
-        <w:tc>
-          <w:tcPr>
-            <w:tcW w:w="6650" w:type="dxa"/>
-          </w:tcPr>
-          <w:p>
-            <w:pPr>
-              <w:spacing w:before="40" w:after="40" w:line="200" w:lineRule="auto"/>
-            </w:pPr>
-            <w:r>
-              <w:rPr>
-                <w:sz w:val="18"/>
-                <w:szCs w:val="18"/>
-              </w:rPr>
-              <w:t>Manual interior-page rendered-document review and independent human English editing remain recommended</w:t>
-            </w:r>
-          </w:p>
-        </w:tc>
-      </w:tr>
-    </w:tbl>
     <w:p>
       <w:pPr>
         <w:pStyle w:val="Heading1"/>
@@ -3473,7 +3208,6 @@
                 <w:sz w:val="18"/>
                 <w:szCs w:val="18"/>
               </w:rPr>
-              <w:lastRenderedPageBreak/>
               <w:t>Residual Limitation or Evidence Boundary</w:t>
             </w:r>
           </w:p>
@@ -3508,6 +3242,7 @@
           <w:sz w:val="22"/>
           <w:szCs w:val="22"/>
         </w:rPr>
+        <w:lastRenderedPageBreak/>
         <w:t>Review Point 6 - Miner Selection and Performance</w:t>
       </w:r>
     </w:p>
@@ -4863,7 +4598,6 @@
                 <w:sz w:val="18"/>
                 <w:szCs w:val="18"/>
               </w:rPr>
-              <w:lastRenderedPageBreak/>
               <w:t>Residual Limitation or Evidence Boundary</w:t>
             </w:r>
           </w:p>
@@ -4898,6 +4632,7 @@
           <w:sz w:val="22"/>
           <w:szCs w:val="22"/>
         </w:rPr>
+        <w:lastRenderedPageBreak/>
         <w:t>Review Point 11 - Literature Review</w:t>
       </w:r>
     </w:p>
@@ -6246,7 +5981,6 @@
           <w:sz w:val="22"/>
           <w:szCs w:val="22"/>
         </w:rPr>
-        <w:lastRenderedPageBreak/>
         <w:t>Review Point 16 - Conclusions and Future Work</w:t>
       </w:r>
     </w:p>
@@ -6294,6 +6028,7 @@
                 <w:sz w:val="18"/>
                 <w:szCs w:val="18"/>
               </w:rPr>
+              <w:lastRenderedPageBreak/>
               <w:t>Reviewer Requirement &amp; Explanation</w:t>
             </w:r>
           </w:p>
@@ -7055,25 +6790,8 @@
     </w:tbl>
     <w:p>
       <w:pPr>
-        <w:pStyle w:val="Heading1"/>
         <w:spacing w:after="100" w:line="240" w:lineRule="auto"/>
       </w:pPr>
-      <w:r>
-        <w:rPr>
-          <w:color w:val="1F4E78"/>
-          <w:sz w:val="24"/>
-          <w:szCs w:val="24"/>
-        </w:rPr>
-        <w:t>Final Evidence Boundary</w:t>
-      </w:r>
-    </w:p>
-    <w:p>
-      <w:pPr>
-        <w:spacing w:after="100" w:line="240" w:lineRule="auto"/>
-      </w:pPr>
-      <w:r>
-        <w:t>The audit supports traceable, evidence-based closure. It does not assert unavailable raw experimental artifacts, a security proof beyond evaluated scenarios, manual page-by-page interior rendered-document review, or independent human academic-English editing.</w:t>
-      </w:r>
     </w:p>
     <w:sectPr>
       <w:pgSz w:w="11906" w:h="16838"/>
